--- a/Docs/User_Manuals/FormRequest_Documentation/5_User_Manual_Guard.docx
+++ b/Docs/User_Manuals/FormRequest_Documentation/5_User_Manual_Guard.docx
@@ -9,7 +9,7 @@
           <w:color w:val="1F2937"/>
           <w:sz w:val="40"/>
         </w:rPr>
-        <w:t>User Manual — Security Guard</w:t>
+        <w:t>User Manual: Security Guard</w:t>
       </w:r>
     </w:p>
     <w:p>
@@ -41,7 +41,7 @@
         <w:t xml:space="preserve">1. </w:t>
       </w:r>
       <w:r>
-        <w:t>Open the Guard Scanner page on a tablet or computer.</w:t>
+        <w:t>Log in with your security account on a tablet or computer; you land directly on the QR scanner page. You can open the queue dashboard through the View Dashboard button on the scanner page.</w:t>
       </w:r>
     </w:p>
     <w:tbl>
@@ -288,7 +288,7 @@
         <w:t xml:space="preserve">5. </w:t>
       </w:r>
       <w:r>
-        <w:t>Click Mark as IN upon return. It is saved automatically - no logbook entry is needed.</w:t>
+        <w:t>Click Mark as IN upon return. It is saved automatically; no logbook entry is needed.</w:t>
       </w:r>
       <w:r>
         <w:t xml:space="preserve"> </w:t>
